--- a/src/assets/extra-libs/python/templates/project_report_template.docx
+++ b/src/assets/extra-libs/python/templates/project_report_template.docx
@@ -8,7 +8,7 @@
           <w:noProof/>
         </w:rPr>
         <w:drawing>
-          <wp:anchor distT="0" distB="0" distL="114300" distR="114300" simplePos="0" relativeHeight="251658240" behindDoc="0" locked="0" layoutInCell="1" allowOverlap="1" wp14:anchorId="4A127560" wp14:editId="74146566">
+          <wp:anchor distT="0" distB="0" distL="114300" distR="114300" simplePos="0" relativeHeight="251658240" behindDoc="0" locked="0" layoutInCell="1" allowOverlap="1" wp14:anchorId="4A127560" wp14:editId="64A9BFF3">
             <wp:simplePos x="0" y="0"/>
             <wp:positionH relativeFrom="page">
               <wp:posOffset>0</wp:posOffset>
@@ -140,7 +140,6 @@
                               <w:dataBinding w:prefixMappings="xmlns:ns0='http://purl.org/dc/elements/1.1/' xmlns:ns1='http://schemas.openxmlformats.org/package/2006/metadata/core-properties' " w:xpath="/ns1:coreProperties[1]/ns0:title[1]" w:storeItemID="{6C3C8BC8-F283-45AE-878A-BAB7291924A1}"/>
                               <w:text/>
                             </w:sdtPr>
-                            <w:sdtEndPr/>
                             <w:sdtContent>
                               <w:p>
                                 <w:pPr>
@@ -149,11 +148,19 @@
                                     <w:szCs w:val="52"/>
                                   </w:rPr>
                                 </w:pPr>
+                                <w:proofErr w:type="spellStart"/>
                                 <w:r>
                                   <w:rPr>
                                     <w:szCs w:val="52"/>
                                   </w:rPr>
-                                  <w:t>Resume_template</w:t>
+                                  <w:t>Projects</w:t>
+                                </w:r>
+                                <w:proofErr w:type="spellEnd"/>
+                                <w:r>
+                                  <w:rPr>
+                                    <w:szCs w:val="52"/>
+                                  </w:rPr>
+                                  <w:t xml:space="preserve"> Resume</w:t>
                                 </w:r>
                               </w:p>
                             </w:sdtContent>
@@ -201,7 +208,6 @@
                         <w:dataBinding w:prefixMappings="xmlns:ns0='http://purl.org/dc/elements/1.1/' xmlns:ns1='http://schemas.openxmlformats.org/package/2006/metadata/core-properties' " w:xpath="/ns1:coreProperties[1]/ns0:title[1]" w:storeItemID="{6C3C8BC8-F283-45AE-878A-BAB7291924A1}"/>
                         <w:text/>
                       </w:sdtPr>
-                      <w:sdtEndPr/>
                       <w:sdtContent>
                         <w:p>
                           <w:pPr>
@@ -210,11 +216,19 @@
                               <w:szCs w:val="52"/>
                             </w:rPr>
                           </w:pPr>
+                          <w:proofErr w:type="spellStart"/>
                           <w:r>
                             <w:rPr>
                               <w:szCs w:val="52"/>
                             </w:rPr>
-                            <w:t>Resume_template</w:t>
+                            <w:t>Projects</w:t>
+                          </w:r>
+                          <w:proofErr w:type="spellEnd"/>
+                          <w:r>
+                            <w:rPr>
+                              <w:szCs w:val="52"/>
+                            </w:rPr>
+                            <w:t xml:space="preserve"> Resume</w:t>
                           </w:r>
                         </w:p>
                       </w:sdtContent>
@@ -389,818 +403,6 @@
           <w:docGrid w:linePitch="360"/>
         </w:sectPr>
       </w:pPr>
-    </w:p>
-    <w:sdt>
-      <w:sdtPr>
-        <w:rPr>
-          <w:rFonts w:ascii="Arial" w:hAnsi="Arial"/>
-          <w:color w:val="004254"/>
-          <w:spacing w:val="0"/>
-          <w:sz w:val="22"/>
-          <w:szCs w:val="22"/>
-          <w:lang w:val="es-ES"/>
-        </w:rPr>
-        <w:id w:val="-1501506628"/>
-        <w:docPartObj>
-          <w:docPartGallery w:val="Table of Contents"/>
-          <w:docPartUnique/>
-        </w:docPartObj>
-      </w:sdtPr>
-      <w:sdtEndPr>
-        <w:rPr>
-          <w:b/>
-        </w:rPr>
-      </w:sdtEndPr>
-      <w:sdtContent>
-        <w:p>
-          <w:pPr>
-            <w:pStyle w:val="TtuloTDC"/>
-          </w:pPr>
-          <w:r>
-            <w:rPr>
-              <w:lang w:val="es-ES"/>
-            </w:rPr>
-            <w:t>Content</w:t>
-          </w:r>
-        </w:p>
-        <w:p>
-          <w:pPr>
-            <w:pStyle w:val="TDC1"/>
-            <w:rPr>
-              <w:rFonts w:asciiTheme="minorHAnsi" w:eastAsiaTheme="minorEastAsia" w:hAnsiTheme="minorHAnsi" w:cstheme="minorBidi"/>
-              <w:b w:val="0"/>
-              <w:bCs w:val="0"/>
-              <w:color w:val="auto"/>
-              <w:kern w:val="2"/>
-              <w:sz w:val="24"/>
-              <w:szCs w:val="24"/>
-              <w14:ligatures w14:val="standardContextual"/>
-            </w:rPr>
-          </w:pPr>
-          <w:r>
-            <w:rPr>
-              <w:sz w:val="24"/>
-            </w:rPr>
-            <w:fldChar w:fldCharType="begin"/>
-          </w:r>
-          <w:r>
-            <w:rPr>
-              <w:sz w:val="24"/>
-            </w:rPr>
-            <w:instrText xml:space="preserve"> TOC \o "1-4" \h \z \u </w:instrText>
-          </w:r>
-          <w:r>
-            <w:rPr>
-              <w:sz w:val="24"/>
-            </w:rPr>
-            <w:fldChar w:fldCharType="separate"/>
-          </w:r>
-          <w:hyperlink w:anchor="_Toc190872894" w:history="1">
-            <w:r>
-              <w:rPr>
-                <w:rStyle w:val="Hipervnculo"/>
-              </w:rPr>
-              <w:t>1</w:t>
-            </w:r>
-            <w:r>
-              <w:rPr>
-                <w:rFonts w:asciiTheme="minorHAnsi" w:eastAsiaTheme="minorEastAsia" w:hAnsiTheme="minorHAnsi" w:cstheme="minorBidi"/>
-                <w:b w:val="0"/>
-                <w:bCs w:val="0"/>
-                <w:color w:val="auto"/>
-                <w:kern w:val="2"/>
-                <w:sz w:val="24"/>
-                <w:szCs w:val="24"/>
-                <w14:ligatures w14:val="standardContextual"/>
-              </w:rPr>
-              <w:tab/>
-            </w:r>
-            <w:r>
-              <w:rPr>
-                <w:rStyle w:val="Hipervnculo"/>
-              </w:rPr>
-              <w:t>About the document</w:t>
-            </w:r>
-            <w:r>
-              <w:rPr>
-                <w:webHidden/>
-              </w:rPr>
-              <w:tab/>
-            </w:r>
-            <w:r>
-              <w:rPr>
-                <w:webHidden/>
-              </w:rPr>
-              <w:fldChar w:fldCharType="begin"/>
-            </w:r>
-            <w:r>
-              <w:rPr>
-                <w:webHidden/>
-              </w:rPr>
-              <w:instrText xml:space="preserve"> PAGEREF _Toc190872894 \h </w:instrText>
-            </w:r>
-            <w:r>
-              <w:rPr>
-                <w:webHidden/>
-              </w:rPr>
-            </w:r>
-            <w:r>
-              <w:rPr>
-                <w:webHidden/>
-              </w:rPr>
-              <w:fldChar w:fldCharType="separate"/>
-            </w:r>
-            <w:r>
-              <w:rPr>
-                <w:webHidden/>
-              </w:rPr>
-              <w:t>2</w:t>
-            </w:r>
-            <w:r>
-              <w:rPr>
-                <w:webHidden/>
-              </w:rPr>
-              <w:fldChar w:fldCharType="end"/>
-            </w:r>
-          </w:hyperlink>
-        </w:p>
-        <w:p>
-          <w:pPr>
-            <w:pStyle w:val="TDC1"/>
-            <w:rPr>
-              <w:rFonts w:asciiTheme="minorHAnsi" w:eastAsiaTheme="minorEastAsia" w:hAnsiTheme="minorHAnsi" w:cstheme="minorBidi"/>
-              <w:b w:val="0"/>
-              <w:bCs w:val="0"/>
-              <w:color w:val="auto"/>
-              <w:kern w:val="2"/>
-              <w:sz w:val="24"/>
-              <w:szCs w:val="24"/>
-              <w14:ligatures w14:val="standardContextual"/>
-            </w:rPr>
-          </w:pPr>
-          <w:hyperlink w:anchor="_Toc190872895" w:history="1">
-            <w:r>
-              <w:rPr>
-                <w:rStyle w:val="Hipervnculo"/>
-              </w:rPr>
-              <w:t>2</w:t>
-            </w:r>
-            <w:r>
-              <w:rPr>
-                <w:rFonts w:asciiTheme="minorHAnsi" w:eastAsiaTheme="minorEastAsia" w:hAnsiTheme="minorHAnsi" w:cstheme="minorBidi"/>
-                <w:b w:val="0"/>
-                <w:bCs w:val="0"/>
-                <w:color w:val="auto"/>
-                <w:kern w:val="2"/>
-                <w:sz w:val="24"/>
-                <w:szCs w:val="24"/>
-                <w14:ligatures w14:val="standardContextual"/>
-              </w:rPr>
-              <w:tab/>
-            </w:r>
-            <w:r>
-              <w:rPr>
-                <w:rStyle w:val="Hipervnculo"/>
-              </w:rPr>
-              <w:t>Ansible Roles</w:t>
-            </w:r>
-            <w:r>
-              <w:rPr>
-                <w:webHidden/>
-              </w:rPr>
-              <w:tab/>
-            </w:r>
-            <w:r>
-              <w:rPr>
-                <w:webHidden/>
-              </w:rPr>
-              <w:fldChar w:fldCharType="begin"/>
-            </w:r>
-            <w:r>
-              <w:rPr>
-                <w:webHidden/>
-              </w:rPr>
-              <w:instrText xml:space="preserve"> PAGEREF _Toc190872895 \h </w:instrText>
-            </w:r>
-            <w:r>
-              <w:rPr>
-                <w:webHidden/>
-              </w:rPr>
-            </w:r>
-            <w:r>
-              <w:rPr>
-                <w:webHidden/>
-              </w:rPr>
-              <w:fldChar w:fldCharType="separate"/>
-            </w:r>
-            <w:r>
-              <w:rPr>
-                <w:webHidden/>
-              </w:rPr>
-              <w:t>2</w:t>
-            </w:r>
-            <w:r>
-              <w:rPr>
-                <w:webHidden/>
-              </w:rPr>
-              <w:fldChar w:fldCharType="end"/>
-            </w:r>
-          </w:hyperlink>
-        </w:p>
-        <w:p>
-          <w:pPr>
-            <w:pStyle w:val="TDC2"/>
-            <w:tabs>
-              <w:tab w:val="left" w:pos="1200"/>
-            </w:tabs>
-            <w:rPr>
-              <w:rFonts w:asciiTheme="minorHAnsi" w:eastAsiaTheme="minorEastAsia" w:hAnsiTheme="minorHAnsi" w:cstheme="minorBidi"/>
-              <w:bCs w:val="0"/>
-              <w:noProof/>
-              <w:color w:val="auto"/>
-              <w:kern w:val="2"/>
-              <w:sz w:val="24"/>
-              <w:szCs w:val="24"/>
-              <w14:ligatures w14:val="standardContextual"/>
-            </w:rPr>
-          </w:pPr>
-          <w:hyperlink w:anchor="_Toc190872896" w:history="1">
-            <w:r>
-              <w:rPr>
-                <w:rStyle w:val="Hipervnculo"/>
-                <w:noProof/>
-                <w:lang w:val="en-US"/>
-              </w:rPr>
-              <w:t>2.1</w:t>
-            </w:r>
-            <w:r>
-              <w:rPr>
-                <w:rFonts w:asciiTheme="minorHAnsi" w:eastAsiaTheme="minorEastAsia" w:hAnsiTheme="minorHAnsi" w:cstheme="minorBidi"/>
-                <w:bCs w:val="0"/>
-                <w:noProof/>
-                <w:color w:val="auto"/>
-                <w:kern w:val="2"/>
-                <w:sz w:val="24"/>
-                <w:szCs w:val="24"/>
-                <w14:ligatures w14:val="standardContextual"/>
-              </w:rPr>
-              <w:tab/>
-            </w:r>
-            <w:r>
-              <w:rPr>
-                <w:rStyle w:val="Hipervnculo"/>
-                <w:noProof/>
-                <w:lang w:val="en-US"/>
-              </w:rPr>
-              <w:t>basic</w:t>
-            </w:r>
-            <w:r>
-              <w:rPr>
-                <w:noProof/>
-                <w:webHidden/>
-              </w:rPr>
-              <w:tab/>
-            </w:r>
-            <w:r>
-              <w:rPr>
-                <w:noProof/>
-                <w:webHidden/>
-              </w:rPr>
-              <w:fldChar w:fldCharType="begin"/>
-            </w:r>
-            <w:r>
-              <w:rPr>
-                <w:noProof/>
-                <w:webHidden/>
-              </w:rPr>
-              <w:instrText xml:space="preserve"> PAGEREF _Toc190872896 \h </w:instrText>
-            </w:r>
-            <w:r>
-              <w:rPr>
-                <w:noProof/>
-                <w:webHidden/>
-              </w:rPr>
-            </w:r>
-            <w:r>
-              <w:rPr>
-                <w:noProof/>
-                <w:webHidden/>
-              </w:rPr>
-              <w:fldChar w:fldCharType="separate"/>
-            </w:r>
-            <w:r>
-              <w:rPr>
-                <w:noProof/>
-                <w:webHidden/>
-              </w:rPr>
-              <w:t>2</w:t>
-            </w:r>
-            <w:r>
-              <w:rPr>
-                <w:noProof/>
-                <w:webHidden/>
-              </w:rPr>
-              <w:fldChar w:fldCharType="end"/>
-            </w:r>
-          </w:hyperlink>
-        </w:p>
-        <w:p>
-          <w:pPr>
-            <w:pStyle w:val="TDC2"/>
-            <w:tabs>
-              <w:tab w:val="left" w:pos="1200"/>
-            </w:tabs>
-            <w:rPr>
-              <w:rFonts w:asciiTheme="minorHAnsi" w:eastAsiaTheme="minorEastAsia" w:hAnsiTheme="minorHAnsi" w:cstheme="minorBidi"/>
-              <w:bCs w:val="0"/>
-              <w:noProof/>
-              <w:color w:val="auto"/>
-              <w:kern w:val="2"/>
-              <w:sz w:val="24"/>
-              <w:szCs w:val="24"/>
-              <w14:ligatures w14:val="standardContextual"/>
-            </w:rPr>
-          </w:pPr>
-          <w:hyperlink w:anchor="_Toc190872897" w:history="1">
-            <w:r>
-              <w:rPr>
-                <w:rStyle w:val="Hipervnculo"/>
-                <w:noProof/>
-              </w:rPr>
-              <w:t>2.2</w:t>
-            </w:r>
-            <w:r>
-              <w:rPr>
-                <w:rFonts w:asciiTheme="minorHAnsi" w:eastAsiaTheme="minorEastAsia" w:hAnsiTheme="minorHAnsi" w:cstheme="minorBidi"/>
-                <w:bCs w:val="0"/>
-                <w:noProof/>
-                <w:color w:val="auto"/>
-                <w:kern w:val="2"/>
-                <w:sz w:val="24"/>
-                <w:szCs w:val="24"/>
-                <w14:ligatures w14:val="standardContextual"/>
-              </w:rPr>
-              <w:tab/>
-            </w:r>
-            <w:r>
-              <w:rPr>
-                <w:rStyle w:val="Hipervnculo"/>
-                <w:noProof/>
-              </w:rPr>
-              <w:t>common</w:t>
-            </w:r>
-            <w:r>
-              <w:rPr>
-                <w:noProof/>
-                <w:webHidden/>
-              </w:rPr>
-              <w:tab/>
-            </w:r>
-            <w:r>
-              <w:rPr>
-                <w:noProof/>
-                <w:webHidden/>
-              </w:rPr>
-              <w:fldChar w:fldCharType="begin"/>
-            </w:r>
-            <w:r>
-              <w:rPr>
-                <w:noProof/>
-                <w:webHidden/>
-              </w:rPr>
-              <w:instrText xml:space="preserve"> PAGEREF _Toc190872897 \h </w:instrText>
-            </w:r>
-            <w:r>
-              <w:rPr>
-                <w:noProof/>
-                <w:webHidden/>
-              </w:rPr>
-            </w:r>
-            <w:r>
-              <w:rPr>
-                <w:noProof/>
-                <w:webHidden/>
-              </w:rPr>
-              <w:fldChar w:fldCharType="separate"/>
-            </w:r>
-            <w:r>
-              <w:rPr>
-                <w:noProof/>
-                <w:webHidden/>
-              </w:rPr>
-              <w:t>2</w:t>
-            </w:r>
-            <w:r>
-              <w:rPr>
-                <w:noProof/>
-                <w:webHidden/>
-              </w:rPr>
-              <w:fldChar w:fldCharType="end"/>
-            </w:r>
-          </w:hyperlink>
-        </w:p>
-        <w:p>
-          <w:pPr>
-            <w:pStyle w:val="TDC2"/>
-            <w:tabs>
-              <w:tab w:val="left" w:pos="1200"/>
-            </w:tabs>
-            <w:rPr>
-              <w:rFonts w:asciiTheme="minorHAnsi" w:eastAsiaTheme="minorEastAsia" w:hAnsiTheme="minorHAnsi" w:cstheme="minorBidi"/>
-              <w:bCs w:val="0"/>
-              <w:noProof/>
-              <w:color w:val="auto"/>
-              <w:kern w:val="2"/>
-              <w:sz w:val="24"/>
-              <w:szCs w:val="24"/>
-              <w14:ligatures w14:val="standardContextual"/>
-            </w:rPr>
-          </w:pPr>
-          <w:hyperlink w:anchor="_Toc190872898" w:history="1">
-            <w:r>
-              <w:rPr>
-                <w:rStyle w:val="Hipervnculo"/>
-                <w:noProof/>
-              </w:rPr>
-              <w:t>2.3</w:t>
-            </w:r>
-            <w:r>
-              <w:rPr>
-                <w:rFonts w:asciiTheme="minorHAnsi" w:eastAsiaTheme="minorEastAsia" w:hAnsiTheme="minorHAnsi" w:cstheme="minorBidi"/>
-                <w:bCs w:val="0"/>
-                <w:noProof/>
-                <w:color w:val="auto"/>
-                <w:kern w:val="2"/>
-                <w:sz w:val="24"/>
-                <w:szCs w:val="24"/>
-                <w14:ligatures w14:val="standardContextual"/>
-              </w:rPr>
-              <w:tab/>
-            </w:r>
-            <w:r>
-              <w:rPr>
-                <w:rStyle w:val="Hipervnculo"/>
-                <w:noProof/>
-              </w:rPr>
-              <w:t>dfs_install_server</w:t>
-            </w:r>
-            <w:r>
-              <w:rPr>
-                <w:noProof/>
-                <w:webHidden/>
-              </w:rPr>
-              <w:tab/>
-            </w:r>
-            <w:r>
-              <w:rPr>
-                <w:noProof/>
-                <w:webHidden/>
-              </w:rPr>
-              <w:fldChar w:fldCharType="begin"/>
-            </w:r>
-            <w:r>
-              <w:rPr>
-                <w:noProof/>
-                <w:webHidden/>
-              </w:rPr>
-              <w:instrText xml:space="preserve"> PAGEREF _Toc190872898 \h </w:instrText>
-            </w:r>
-            <w:r>
-              <w:rPr>
-                <w:noProof/>
-                <w:webHidden/>
-              </w:rPr>
-            </w:r>
-            <w:r>
-              <w:rPr>
-                <w:noProof/>
-                <w:webHidden/>
-              </w:rPr>
-              <w:fldChar w:fldCharType="separate"/>
-            </w:r>
-            <w:r>
-              <w:rPr>
-                <w:noProof/>
-                <w:webHidden/>
-              </w:rPr>
-              <w:t>3</w:t>
-            </w:r>
-            <w:r>
-              <w:rPr>
-                <w:noProof/>
-                <w:webHidden/>
-              </w:rPr>
-              <w:fldChar w:fldCharType="end"/>
-            </w:r>
-          </w:hyperlink>
-        </w:p>
-        <w:p>
-          <w:pPr>
-            <w:pStyle w:val="TDC2"/>
-            <w:tabs>
-              <w:tab w:val="left" w:pos="1200"/>
-            </w:tabs>
-            <w:rPr>
-              <w:rFonts w:asciiTheme="minorHAnsi" w:eastAsiaTheme="minorEastAsia" w:hAnsiTheme="minorHAnsi" w:cstheme="minorBidi"/>
-              <w:bCs w:val="0"/>
-              <w:noProof/>
-              <w:color w:val="auto"/>
-              <w:kern w:val="2"/>
-              <w:sz w:val="24"/>
-              <w:szCs w:val="24"/>
-              <w14:ligatures w14:val="standardContextual"/>
-            </w:rPr>
-          </w:pPr>
-          <w:hyperlink w:anchor="_Toc190872899" w:history="1">
-            <w:r>
-              <w:rPr>
-                <w:rStyle w:val="Hipervnculo"/>
-                <w:noProof/>
-              </w:rPr>
-              <w:t>2.4</w:t>
-            </w:r>
-            <w:r>
-              <w:rPr>
-                <w:rFonts w:asciiTheme="minorHAnsi" w:eastAsiaTheme="minorEastAsia" w:hAnsiTheme="minorHAnsi" w:cstheme="minorBidi"/>
-                <w:bCs w:val="0"/>
-                <w:noProof/>
-                <w:color w:val="auto"/>
-                <w:kern w:val="2"/>
-                <w:sz w:val="24"/>
-                <w:szCs w:val="24"/>
-                <w14:ligatures w14:val="standardContextual"/>
-              </w:rPr>
-              <w:tab/>
-            </w:r>
-            <w:r>
-              <w:rPr>
-                <w:rStyle w:val="Hipervnculo"/>
-                <w:noProof/>
-              </w:rPr>
-              <w:t>hardening</w:t>
-            </w:r>
-            <w:r>
-              <w:rPr>
-                <w:noProof/>
-                <w:webHidden/>
-              </w:rPr>
-              <w:tab/>
-            </w:r>
-            <w:r>
-              <w:rPr>
-                <w:noProof/>
-                <w:webHidden/>
-              </w:rPr>
-              <w:fldChar w:fldCharType="begin"/>
-            </w:r>
-            <w:r>
-              <w:rPr>
-                <w:noProof/>
-                <w:webHidden/>
-              </w:rPr>
-              <w:instrText xml:space="preserve"> PAGEREF _Toc190872899 \h </w:instrText>
-            </w:r>
-            <w:r>
-              <w:rPr>
-                <w:noProof/>
-                <w:webHidden/>
-              </w:rPr>
-            </w:r>
-            <w:r>
-              <w:rPr>
-                <w:noProof/>
-                <w:webHidden/>
-              </w:rPr>
-              <w:fldChar w:fldCharType="separate"/>
-            </w:r>
-            <w:r>
-              <w:rPr>
-                <w:noProof/>
-                <w:webHidden/>
-              </w:rPr>
-              <w:t>3</w:t>
-            </w:r>
-            <w:r>
-              <w:rPr>
-                <w:noProof/>
-                <w:webHidden/>
-              </w:rPr>
-              <w:fldChar w:fldCharType="end"/>
-            </w:r>
-          </w:hyperlink>
-        </w:p>
-        <w:p>
-          <w:pPr>
-            <w:pStyle w:val="TDC2"/>
-            <w:tabs>
-              <w:tab w:val="left" w:pos="1200"/>
-            </w:tabs>
-            <w:rPr>
-              <w:rFonts w:asciiTheme="minorHAnsi" w:eastAsiaTheme="minorEastAsia" w:hAnsiTheme="minorHAnsi" w:cstheme="minorBidi"/>
-              <w:bCs w:val="0"/>
-              <w:noProof/>
-              <w:color w:val="auto"/>
-              <w:kern w:val="2"/>
-              <w:sz w:val="24"/>
-              <w:szCs w:val="24"/>
-              <w14:ligatures w14:val="standardContextual"/>
-            </w:rPr>
-          </w:pPr>
-          <w:hyperlink w:anchor="_Toc190872900" w:history="1">
-            <w:r>
-              <w:rPr>
-                <w:rStyle w:val="Hipervnculo"/>
-                <w:noProof/>
-              </w:rPr>
-              <w:t>2.5</w:t>
-            </w:r>
-            <w:r>
-              <w:rPr>
-                <w:rFonts w:asciiTheme="minorHAnsi" w:eastAsiaTheme="minorEastAsia" w:hAnsiTheme="minorHAnsi" w:cstheme="minorBidi"/>
-                <w:bCs w:val="0"/>
-                <w:noProof/>
-                <w:color w:val="auto"/>
-                <w:kern w:val="2"/>
-                <w:sz w:val="24"/>
-                <w:szCs w:val="24"/>
-                <w14:ligatures w14:val="standardContextual"/>
-              </w:rPr>
-              <w:tab/>
-            </w:r>
-            <w:r>
-              <w:rPr>
-                <w:rStyle w:val="Hipervnculo"/>
-                <w:noProof/>
-              </w:rPr>
-              <w:t>hardening_nats</w:t>
-            </w:r>
-            <w:r>
-              <w:rPr>
-                <w:noProof/>
-                <w:webHidden/>
-              </w:rPr>
-              <w:tab/>
-            </w:r>
-            <w:r>
-              <w:rPr>
-                <w:noProof/>
-                <w:webHidden/>
-              </w:rPr>
-              <w:fldChar w:fldCharType="begin"/>
-            </w:r>
-            <w:r>
-              <w:rPr>
-                <w:noProof/>
-                <w:webHidden/>
-              </w:rPr>
-              <w:instrText xml:space="preserve"> PAGEREF _Toc190872900 \h </w:instrText>
-            </w:r>
-            <w:r>
-              <w:rPr>
-                <w:noProof/>
-                <w:webHidden/>
-              </w:rPr>
-            </w:r>
-            <w:r>
-              <w:rPr>
-                <w:noProof/>
-                <w:webHidden/>
-              </w:rPr>
-              <w:fldChar w:fldCharType="separate"/>
-            </w:r>
-            <w:r>
-              <w:rPr>
-                <w:noProof/>
-                <w:webHidden/>
-              </w:rPr>
-              <w:t>4</w:t>
-            </w:r>
-            <w:r>
-              <w:rPr>
-                <w:noProof/>
-                <w:webHidden/>
-              </w:rPr>
-              <w:fldChar w:fldCharType="end"/>
-            </w:r>
-          </w:hyperlink>
-        </w:p>
-        <w:p>
-          <w:pPr>
-            <w:pStyle w:val="TDC2"/>
-            <w:tabs>
-              <w:tab w:val="left" w:pos="1200"/>
-            </w:tabs>
-            <w:rPr>
-              <w:rFonts w:asciiTheme="minorHAnsi" w:eastAsiaTheme="minorEastAsia" w:hAnsiTheme="minorHAnsi" w:cstheme="minorBidi"/>
-              <w:bCs w:val="0"/>
-              <w:noProof/>
-              <w:color w:val="auto"/>
-              <w:kern w:val="2"/>
-              <w:sz w:val="24"/>
-              <w:szCs w:val="24"/>
-              <w14:ligatures w14:val="standardContextual"/>
-            </w:rPr>
-          </w:pPr>
-          <w:hyperlink w:anchor="_Toc190872901" w:history="1">
-            <w:r>
-              <w:rPr>
-                <w:rStyle w:val="Hipervnculo"/>
-                <w:noProof/>
-              </w:rPr>
-              <w:t>2.6</w:t>
-            </w:r>
-            <w:r>
-              <w:rPr>
-                <w:rFonts w:asciiTheme="minorHAnsi" w:eastAsiaTheme="minorEastAsia" w:hAnsiTheme="minorHAnsi" w:cstheme="minorBidi"/>
-                <w:bCs w:val="0"/>
-                <w:noProof/>
-                <w:color w:val="auto"/>
-                <w:kern w:val="2"/>
-                <w:sz w:val="24"/>
-                <w:szCs w:val="24"/>
-                <w14:ligatures w14:val="standardContextual"/>
-              </w:rPr>
-              <w:tab/>
-            </w:r>
-            <w:r>
-              <w:rPr>
-                <w:rStyle w:val="Hipervnculo"/>
-                <w:noProof/>
-              </w:rPr>
-              <w:t>security_patches</w:t>
-            </w:r>
-            <w:r>
-              <w:rPr>
-                <w:noProof/>
-                <w:webHidden/>
-              </w:rPr>
-              <w:tab/>
-            </w:r>
-            <w:r>
-              <w:rPr>
-                <w:noProof/>
-                <w:webHidden/>
-              </w:rPr>
-              <w:fldChar w:fldCharType="begin"/>
-            </w:r>
-            <w:r>
-              <w:rPr>
-                <w:noProof/>
-                <w:webHidden/>
-              </w:rPr>
-              <w:instrText xml:space="preserve"> PAGEREF _Toc190872901 \h </w:instrText>
-            </w:r>
-            <w:r>
-              <w:rPr>
-                <w:noProof/>
-                <w:webHidden/>
-              </w:rPr>
-            </w:r>
-            <w:r>
-              <w:rPr>
-                <w:noProof/>
-                <w:webHidden/>
-              </w:rPr>
-              <w:fldChar w:fldCharType="separate"/>
-            </w:r>
-            <w:r>
-              <w:rPr>
-                <w:noProof/>
-                <w:webHidden/>
-              </w:rPr>
-              <w:t>4</w:t>
-            </w:r>
-            <w:r>
-              <w:rPr>
-                <w:noProof/>
-                <w:webHidden/>
-              </w:rPr>
-              <w:fldChar w:fldCharType="end"/>
-            </w:r>
-          </w:hyperlink>
-        </w:p>
-        <w:p>
-          <w:r>
-            <w:rPr>
-              <w:noProof/>
-              <w:color w:val="004254" w:themeColor="text1"/>
-              <w:sz w:val="24"/>
-            </w:rPr>
-            <w:fldChar w:fldCharType="end"/>
-          </w:r>
-        </w:p>
-      </w:sdtContent>
-    </w:sdt>
-    <w:p>
-      <w:pPr>
-        <w:pStyle w:val="TDC1"/>
-        <w:rPr>
-          <w:sz w:val="18"/>
-        </w:rPr>
-      </w:pPr>
-      <w:r>
-        <w:br w:type="page"/>
-      </w:r>
     </w:p>
     <w:p>
       <w:pPr>
@@ -4358,13 +3560,15 @@
                               <w:dataBinding w:prefixMappings="xmlns:ns0='http://purl.org/dc/elements/1.1/' xmlns:ns1='http://schemas.openxmlformats.org/package/2006/metadata/core-properties' " w:xpath="/ns1:coreProperties[1]/ns0:title[1]" w:storeItemID="{6C3C8BC8-F283-45AE-878A-BAB7291924A1}"/>
                               <w:text/>
                             </w:sdtPr>
-                            <w:sdtEndPr/>
                             <w:sdtContent>
                               <w:proofErr w:type="spellStart"/>
                               <w:r>
-                                <w:t>Resume_template</w:t>
+                                <w:t>Projects</w:t>
                               </w:r>
                               <w:proofErr w:type="spellEnd"/>
+                              <w:r>
+                                <w:t xml:space="preserve"> Resume</w:t>
+                              </w:r>
                             </w:sdtContent>
                           </w:sdt>
                           <w:r>
@@ -4412,13 +3616,15 @@
                         <w:dataBinding w:prefixMappings="xmlns:ns0='http://purl.org/dc/elements/1.1/' xmlns:ns1='http://schemas.openxmlformats.org/package/2006/metadata/core-properties' " w:xpath="/ns1:coreProperties[1]/ns0:title[1]" w:storeItemID="{6C3C8BC8-F283-45AE-878A-BAB7291924A1}"/>
                         <w:text/>
                       </w:sdtPr>
-                      <w:sdtEndPr/>
                       <w:sdtContent>
                         <w:proofErr w:type="spellStart"/>
                         <w:r>
-                          <w:t>Resume_template</w:t>
+                          <w:t>Projects</w:t>
                         </w:r>
                         <w:proofErr w:type="spellEnd"/>
+                        <w:r>
+                          <w:t xml:space="preserve"> Resume</w:t>
+                        </w:r>
                       </w:sdtContent>
                     </w:sdt>
                     <w:r>
@@ -15757,11 +14963,13 @@
   <w:rsids>
     <w:rsidRoot w:val="00C94FEE"/>
     <w:rsid w:val="00045750"/>
+    <w:rsid w:val="0031237E"/>
     <w:rsid w:val="00312F20"/>
     <w:rsid w:val="00400BA7"/>
     <w:rsid w:val="005943CC"/>
     <w:rsid w:val="005A5AEB"/>
     <w:rsid w:val="00652BDB"/>
+    <w:rsid w:val="006B1EB5"/>
     <w:rsid w:val="00706D88"/>
     <w:rsid w:val="007527EA"/>
     <w:rsid w:val="007C1BA9"/>
@@ -16518,21 +15726,10 @@
 </file>
 
 <file path=customXml/item1.xml><?xml version="1.0" encoding="utf-8"?>
-<?mso-contentType ?>
-<FormTemplates xmlns="http://schemas.microsoft.com/sharepoint/v3/contenttype/forms">
-  <Display>DocumentLibraryForm</Display>
-  <Edit>DocumentLibraryForm</Edit>
-  <New>DocumentLibraryForm</New>
-</FormTemplates>
+<b:Sources xmlns:b="http://schemas.openxmlformats.org/officeDocument/2006/bibliography" xmlns="http://schemas.openxmlformats.org/officeDocument/2006/bibliography" SelectedStyle="\APA.XSL" StyleName="APA"/>
 </file>
 
 <file path=customXml/item2.xml><?xml version="1.0" encoding="utf-8"?>
-<p:properties xmlns:p="http://schemas.microsoft.com/office/2006/metadata/properties" xmlns:xsi="http://www.w3.org/2001/XMLSchema-instance" xmlns:pc="http://schemas.microsoft.com/office/infopath/2007/PartnerControls">
-  <documentManagement/>
-</p:properties>
-</file>
-
-<file path=customXml/item3.xml><?xml version="1.0" encoding="utf-8"?>
 <ct:contentTypeSchema xmlns:ct="http://schemas.microsoft.com/office/2006/metadata/contentType" xmlns:ma="http://schemas.microsoft.com/office/2006/metadata/properties/metaAttributes" ct:_="" ma:_="" ma:contentTypeName="Documento" ma:contentTypeID="0x010100158D26DE57F0864F9E06396D20AECA7C" ma:contentTypeVersion="13" ma:contentTypeDescription="Crear nuevo documento." ma:contentTypeScope="" ma:versionID="43b692ba0c664dca155f977f3960bf59">
   <xsd:schema xmlns:xsd="http://www.w3.org/2001/XMLSchema" xmlns:xs="http://www.w3.org/2001/XMLSchema" xmlns:p="http://schemas.microsoft.com/office/2006/metadata/properties" xmlns:ns3="6e5dcf57-0600-418c-8cfe-11744ee1067f" xmlns:ns4="64d257f4-e66d-4079-bc4f-f062b894675f" targetNamespace="http://schemas.microsoft.com/office/2006/metadata/properties" ma:root="true" ma:fieldsID="c2a97b80ef1b759eb36e3addab2dcb94" ns3:_="" ns4:_="">
     <xsd:import namespace="6e5dcf57-0600-418c-8cfe-11744ee1067f"/>
@@ -16755,28 +15952,30 @@
 </ct:contentTypeSchema>
 </file>
 
+<file path=customXml/item3.xml><?xml version="1.0" encoding="utf-8"?>
+<p:properties xmlns:p="http://schemas.microsoft.com/office/2006/metadata/properties" xmlns:xsi="http://www.w3.org/2001/XMLSchema-instance" xmlns:pc="http://schemas.microsoft.com/office/infopath/2007/PartnerControls">
+  <documentManagement/>
+</p:properties>
+</file>
+
 <file path=customXml/item4.xml><?xml version="1.0" encoding="utf-8"?>
-<b:Sources xmlns:b="http://schemas.openxmlformats.org/officeDocument/2006/bibliography" xmlns="http://schemas.openxmlformats.org/officeDocument/2006/bibliography" SelectedStyle="\APA.XSL" StyleName="APA"/>
+<?mso-contentType ?>
+<FormTemplates xmlns="http://schemas.microsoft.com/sharepoint/v3/contenttype/forms">
+  <Display>DocumentLibraryForm</Display>
+  <Edit>DocumentLibraryForm</Edit>
+  <New>DocumentLibraryForm</New>
+</FormTemplates>
 </file>
 
 <file path=customXml/itemProps1.xml><?xml version="1.0" encoding="utf-8"?>
-<ds:datastoreItem xmlns:ds="http://schemas.openxmlformats.org/officeDocument/2006/customXml" ds:itemID="{2F084620-2B57-48BE-8B25-2606CE247B87}">
+<ds:datastoreItem xmlns:ds="http://schemas.openxmlformats.org/officeDocument/2006/customXml" ds:itemID="{6C711900-564E-4230-8608-8BD97B6A33A7}">
   <ds:schemaRefs>
-    <ds:schemaRef ds:uri="http://schemas.microsoft.com/sharepoint/v3/contenttype/forms"/>
+    <ds:schemaRef ds:uri="http://schemas.openxmlformats.org/officeDocument/2006/bibliography"/>
   </ds:schemaRefs>
 </ds:datastoreItem>
 </file>
 
 <file path=customXml/itemProps2.xml><?xml version="1.0" encoding="utf-8"?>
-<ds:datastoreItem xmlns:ds="http://schemas.openxmlformats.org/officeDocument/2006/customXml" ds:itemID="{CF59462C-F236-47E0-9AB6-6E303F6FA31E}">
-  <ds:schemaRefs>
-    <ds:schemaRef ds:uri="http://schemas.microsoft.com/office/2006/metadata/properties"/>
-    <ds:schemaRef ds:uri="http://schemas.microsoft.com/office/infopath/2007/PartnerControls"/>
-  </ds:schemaRefs>
-</ds:datastoreItem>
-</file>
-
-<file path=customXml/itemProps3.xml><?xml version="1.0" encoding="utf-8"?>
 <ds:datastoreItem xmlns:ds="http://schemas.openxmlformats.org/officeDocument/2006/customXml" ds:itemID="{F0A23A97-9A6C-49E7-B18E-B435DA4C02D9}">
   <ds:schemaRefs>
     <ds:schemaRef ds:uri="http://schemas.microsoft.com/office/2006/metadata/contentType"/>
@@ -16795,10 +15994,19 @@
 </ds:datastoreItem>
 </file>
 
+<file path=customXml/itemProps3.xml><?xml version="1.0" encoding="utf-8"?>
+<ds:datastoreItem xmlns:ds="http://schemas.openxmlformats.org/officeDocument/2006/customXml" ds:itemID="{CF59462C-F236-47E0-9AB6-6E303F6FA31E}">
+  <ds:schemaRefs>
+    <ds:schemaRef ds:uri="http://schemas.microsoft.com/office/2006/metadata/properties"/>
+    <ds:schemaRef ds:uri="http://schemas.microsoft.com/office/infopath/2007/PartnerControls"/>
+  </ds:schemaRefs>
+</ds:datastoreItem>
+</file>
+
 <file path=customXml/itemProps4.xml><?xml version="1.0" encoding="utf-8"?>
-<ds:datastoreItem xmlns:ds="http://schemas.openxmlformats.org/officeDocument/2006/customXml" ds:itemID="{6C711900-564E-4230-8608-8BD97B6A33A7}">
+<ds:datastoreItem xmlns:ds="http://schemas.openxmlformats.org/officeDocument/2006/customXml" ds:itemID="{2F084620-2B57-48BE-8B25-2606CE247B87}">
   <ds:schemaRefs>
-    <ds:schemaRef ds:uri="http://schemas.openxmlformats.org/officeDocument/2006/bibliography"/>
+    <ds:schemaRef ds:uri="http://schemas.microsoft.com/sharepoint/v3/contenttype/forms"/>
   </ds:schemaRefs>
 </ds:datastoreItem>
 </file>